--- a/src/reference.docx
+++ b/src/reference.docx
@@ -568,6 +568,7 @@
     <w:link w:val="BodyTextChar"/>
     <w:pPr>
       <w:spacing w:before="180" w:after="180"/>
+      <w:jc w:val="both"/>
     </w:pPr>
     <w:qFormat/>
   </w:style>
@@ -576,6 +577,9 @@
     <w:basedOn w:val="BodyText"/>
     <w:next w:val="BodyText"/>
     <w:qFormat/>
+    <w:pPr>
+      <w:jc w:val="both"/>
+    </w:pPr>
   </w:style>
   <w:style w:type="paragraph" w:customStyle="1" w:styleId="Compact">
     <w:name w:val="Compact"/>
@@ -583,6 +587,7 @@
     <w:qFormat/>
     <w:pPr>
       <w:spacing w:before="36" w:after="36"/>
+      <w:jc w:val="both"/>
     </w:pPr>
   </w:style>
   <w:style w:type="paragraph" w:styleId="Title">
@@ -671,6 +676,7 @@
       <w:keepNext/>
       <w:keepLines/>
       <w:spacing w:before="100" w:after="300"/>
+      <w:jc w:val="both"/>
     </w:pPr>
     <w:rPr>
       <w:sz w:val="20"/>
@@ -682,7 +688,9 @@
     <w:basedOn w:val="Normal"/>
     <w:next w:val="Bibliography"/>
     <w:qFormat/>
-    <w:pPr/>
+    <w:pPr>
+      <w:jc w:val="both"/>
+    </w:pPr>
     <w:rPr/>
   </w:style>
   <w:style w:type="paragraph" w:styleId="Heading1">
@@ -883,6 +891,7 @@
     <w:pPr>
       <w:spacing w:before="100" w:after="100"/>
       <w:ind w:firstLine="0" w:left="480" w:right="480"/>
+      <w:jc w:val="both"/>
     </w:pPr>
   </w:style>
   <w:style w:type="paragraph" w:styleId="FootnoteText">
@@ -892,6 +901,9 @@
     <w:uiPriority w:val="9"/>
     <w:unhideWhenUsed/>
     <w:qFormat/>
+    <w:pPr>
+      <w:jc w:val="both"/>
+    </w:pPr>
   </w:style>
   <w:style w:type="character" w:default="1" w:styleId="DefaultParagraphFont">
     <w:name w:val="Default Paragraph Font"/>
